--- a/docs/NEED2DONE_LAUNCH/02_LEGAL_POLICIES_&_COMPLIANCE/09_Complaint_and_Support_Procedure.docx
+++ b/docs/NEED2DONE_LAUNCH/02_LEGAL_POLICIES_&_COMPLIANCE/09_Complaint_and_Support_Procedure.docx
@@ -12,7 +12,7 @@
           <w:color w:val="022B5E"/>
           <w:sz w:val="36"/>
         </w:rPr>
-        <w:t>Need2Done — Complaint &amp; Support Procedure</w:t>
+        <w:t>Need2Done — Complaint &amp; Grievance Redressal Procedure</w:t>
       </w:r>
     </w:p>
     <w:p>
@@ -38,7 +38,52 @@
           <w:color w:val="1E293B"/>
           <w:sz w:val="21"/>
         </w:rPr>
-        <w:t xml:space="preserve"> October 2026</w:t>
+        <w:t xml:space="preserve"> October 2026 </w:t>
+      </w:r>
+      <w:r>
+        <w:rPr>
+          <w:b/>
+          <w:color w:val="1E293B"/>
+          <w:sz w:val="21"/>
+        </w:rPr>
+        <w:t>Compliance Framework:</w:t>
+      </w:r>
+      <w:r>
+        <w:rPr>
+          <w:color w:val="1E293B"/>
+          <w:sz w:val="21"/>
+        </w:rPr>
+        <w:t xml:space="preserve"> Formulated under the </w:t>
+      </w:r>
+      <w:r>
+        <w:rPr>
+          <w:b/>
+          <w:color w:val="1E293B"/>
+          <w:sz w:val="21"/>
+        </w:rPr>
+        <w:t>Consumer Protection (E-Commerce) Rules, 2020</w:t>
+      </w:r>
+      <w:r>
+        <w:rPr>
+          <w:color w:val="1E293B"/>
+          <w:sz w:val="21"/>
+        </w:rPr>
+        <w:t xml:space="preserve"> and the </w:t>
+      </w:r>
+      <w:r>
+        <w:rPr>
+          <w:b/>
+          <w:color w:val="1E293B"/>
+          <w:sz w:val="21"/>
+        </w:rPr>
+        <w:t>Information Technology (Intermediary Guidelines and Digital Media Ethics Code) Rules, 2021</w:t>
+      </w:r>
+      <w:r>
+        <w:rPr>
+          <w:color w:val="1E293B"/>
+          <w:sz w:val="21"/>
+        </w:rPr>
+        <w:t>.</w:t>
       </w:r>
     </w:p>
     <w:p>
@@ -62,7 +107,7 @@
           <w:color w:val="022B5E"/>
           <w:sz w:val="28"/>
         </w:rPr>
-        <w:t>1. Objective &amp; Support Philosophy</w:t>
+        <w:t>1. Customer Support Architecture</w:t>
       </w:r>
     </w:p>
     <w:p>
@@ -74,21 +119,7 @@
           <w:color w:val="1E293B"/>
           <w:sz w:val="21"/>
         </w:rPr>
-      </w:r>
-      <w:r>
-        <w:rPr>
-          <w:b/>
-          <w:color w:val="1E293B"/>
-          <w:sz w:val="21"/>
-        </w:rPr>
-        <w:t>Need2Done ("N2D")</w:t>
-      </w:r>
-      <w:r>
-        <w:rPr>
-          <w:color w:val="1E293B"/>
-          <w:sz w:val="21"/>
-        </w:rPr>
-        <w:t xml:space="preserve"> is dedicated to providing fast, transparent, and empathetic customer and partner support. This Standard Operating Procedure explains how issues, disputes, and complaints are submitted, routed, prioritized, and resolved.</w:t>
+        <w:t>Need2Done provides a multi-tiered grievance redressal system to ensure swift, fair, and documented resolution of customer issues across all service verticals.</w:t>
       </w:r>
     </w:p>
     <w:p>
@@ -112,179 +143,47 @@
           <w:color w:val="022B5E"/>
           <w:sz w:val="28"/>
         </w:rPr>
-        <w:t>2. Multi-Channel Support Channels</w:t>
+        <w:t>2. Multi-Tier Escalation Hierarchy</w:t>
       </w:r>
     </w:p>
     <w:p>
       <w:pPr>
-        <w:spacing w:before="200" w:after="60"/>
-      </w:pPr>
-      <w:r>
-        <w:rPr>
-          <w:b/>
-          <w:color w:val="FF7D00"/>
-          <w:sz w:val="24"/>
-        </w:rPr>
-        <w:t>Level 1: Automated WhatsApp Bot Support (Instant - 24/7)</w:t>
-      </w:r>
-    </w:p>
-    <w:p>
-      <w:pPr>
-        <w:pStyle w:val="ListBullet"/>
-        <w:spacing w:after="60" w:line="276" w:lineRule="auto"/>
-      </w:pPr>
-      <w:r>
-        <w:rPr>
-          <w:color w:val="1E293B"/>
-          <w:sz w:val="21"/>
-        </w:rPr>
-        <w:t>Type `Support`, `Help`, or `Agent` into the official Need2Done WhatsApp Bot.</w:t>
-      </w:r>
-    </w:p>
-    <w:p>
-      <w:pPr>
-        <w:pStyle w:val="ListBullet"/>
-        <w:spacing w:after="60" w:line="276" w:lineRule="auto"/>
-      </w:pPr>
-      <w:r>
-        <w:rPr>
-          <w:color w:val="1E293B"/>
-          <w:sz w:val="21"/>
-        </w:rPr>
-        <w:t>Choose from interactive options:</w:t>
-      </w:r>
-    </w:p>
-    <w:p>
-      <w:pPr>
-        <w:pStyle w:val="ListBullet"/>
-        <w:spacing w:after="60" w:line="276" w:lineRule="auto"/>
-      </w:pPr>
-      <w:r>
-        <w:rPr>
-          <w:color w:val="1E293B"/>
-          <w:sz w:val="21"/>
-        </w:rPr>
-        <w:t>`1. Live Order Issue` (Helper delayed, location assistance)</w:t>
-      </w:r>
-    </w:p>
-    <w:p>
-      <w:pPr>
-        <w:pStyle w:val="ListBullet"/>
-        <w:spacing w:after="60" w:line="276" w:lineRule="auto"/>
+        <w:spacing w:after="120"/>
+        <w:ind w:left="360"/>
       </w:pPr>
       <w:r>
         <w:rPr>
           <w:rFonts w:ascii="Consolas" w:hAnsi="Consolas"/>
-          <w:color w:val="1E293B"/>
-          <w:sz w:val="21"/>
+          <w:color w:val="0F172A"/>
+          <w:sz w:val="18"/>
         </w:rPr>
-        <w:t>2. Payment &amp; Refund Query</w:t>
-      </w:r>
-    </w:p>
-    <w:p>
-      <w:pPr>
-        <w:pStyle w:val="ListBullet"/>
-        <w:spacing w:after="60" w:line="276" w:lineRule="auto"/>
-      </w:pPr>
-      <w:r>
-        <w:rPr>
-          <w:rFonts w:ascii="Consolas" w:hAnsi="Consolas"/>
-          <w:color w:val="1E293B"/>
-          <w:sz w:val="21"/>
-        </w:rPr>
-        <w:t>3. Report Damage / Missing Item</w:t>
-      </w:r>
-    </w:p>
-    <w:p>
-      <w:pPr>
-        <w:pStyle w:val="ListBullet"/>
-        <w:spacing w:after="60" w:line="276" w:lineRule="auto"/>
-      </w:pPr>
-      <w:r>
-        <w:rPr>
-          <w:rFonts w:ascii="Consolas" w:hAnsi="Consolas"/>
-          <w:color w:val="1E293B"/>
-          <w:sz w:val="21"/>
-        </w:rPr>
-        <w:t>4. Speak to Human Agent</w:t>
-      </w:r>
-    </w:p>
-    <w:p>
-      <w:pPr>
-        <w:spacing w:before="200" w:after="60"/>
-      </w:pPr>
-      <w:r>
-        <w:rPr>
-          <w:b/>
-          <w:color w:val="FF7D00"/>
-          <w:sz w:val="24"/>
-        </w:rPr>
-        <w:t>Level 2: Web &amp; Admin Ticket System</w:t>
-      </w:r>
-    </w:p>
-    <w:p>
-      <w:pPr>
-        <w:pStyle w:val="ListBullet"/>
-        <w:spacing w:after="60" w:line="276" w:lineRule="auto"/>
-      </w:pPr>
-      <w:r>
-        <w:rPr>
-          <w:color w:val="1E293B"/>
-          <w:sz w:val="21"/>
-        </w:rPr>
-        <w:t>Access support tickets via the customer tracking link or web dashboard: `https://app.need2done.com/support`.</w:t>
-      </w:r>
-    </w:p>
-    <w:p>
-      <w:pPr>
-        <w:pStyle w:val="ListBullet"/>
-        <w:spacing w:after="60" w:line="276" w:lineRule="auto"/>
-      </w:pPr>
-      <w:r>
-        <w:rPr>
-          <w:color w:val="1E293B"/>
-          <w:sz w:val="21"/>
-        </w:rPr>
-        <w:t>Support tickets are logged into our centralized MySQL database with unique Ticket IDs (e.g., `TICK-84920`).</w:t>
-      </w:r>
-    </w:p>
-    <w:p>
-      <w:pPr>
-        <w:spacing w:before="200" w:after="60"/>
-      </w:pPr>
-      <w:r>
-        <w:rPr>
-          <w:b/>
-          <w:color w:val="FF7D00"/>
-          <w:sz w:val="24"/>
-        </w:rPr>
-        <w:t>Level 3: Email Support Desk</w:t>
-      </w:r>
-    </w:p>
-    <w:p>
-      <w:pPr>
-        <w:pStyle w:val="ListBullet"/>
-        <w:spacing w:after="60" w:line="276" w:lineRule="auto"/>
-      </w:pPr>
-      <w:r>
-        <w:rPr>
-          <w:color w:val="1E293B"/>
-          <w:sz w:val="21"/>
-        </w:rPr>
-        <w:t>Official Support Email: `support@need2done.com`</w:t>
-      </w:r>
-    </w:p>
-    <w:p>
-      <w:pPr>
-        <w:pStyle w:val="ListBullet"/>
-        <w:spacing w:after="60" w:line="276" w:lineRule="auto"/>
-      </w:pPr>
-      <w:r>
-        <w:rPr>
-          <w:color w:val="1E293B"/>
-          <w:sz w:val="21"/>
-        </w:rPr>
-        <w:t>Operating Hours: 08:00 AM – 11:00 PM IST daily.</w:t>
+        <w:t>┌──────────────────────────────────────────────────────────┐</w:t>
+        <w:br/>
+        <w:t>│ Level 1: Automated 24/7 WhatsApp Support Bot             │</w:t>
+        <w:br/>
+        <w:t>│ (Instant FAQs, Order Status, Cancellation, Live GPS)     │</w:t>
+        <w:br/>
+        <w:t>└────────────────────────────┬─────────────────────────────┘</w:t>
+        <w:br/>
+        <w:t xml:space="preserve">                             │ (If Unresolved &lt; 15 mins)</w:t>
+        <w:br/>
+        <w:t>┌────────────────────────────▼─────────────────────────────┐</w:t>
+        <w:br/>
+        <w:t>│ Level 2: Human Customer Support Helpdesk                  │</w:t>
+        <w:br/>
+        <w:t>│ (Live WhatsApp Agent / Phone Support Desk: +91 7989862623)│</w:t>
+        <w:br/>
+        <w:t>└────────────────────────────┬─────────────────────────────┘</w:t>
+        <w:br/>
+        <w:t xml:space="preserve">                             │ (If Unresolved &lt; 24 hours)</w:t>
+        <w:br/>
+        <w:t>┌────────────────────────────▼─────────────────────────────┐</w:t>
+        <w:br/>
+        <w:t>│ Level 3: Statutory Grievance Redressal Officer            │</w:t>
+        <w:br/>
+        <w:t>│ (Direct Email Escalation: grievance@need2done.in)        │</w:t>
+        <w:br/>
+        <w:t>└──────────────────────────────────────────────────────────┘</w:t>
       </w:r>
     </w:p>
     <w:p>
@@ -308,7 +207,7 @@
           <w:color w:val="022B5E"/>
           <w:sz w:val="28"/>
         </w:rPr>
-        <w:t>3. SLA &amp; Resolution Matrix</w:t>
+        <w:t>3. Resolution Turnaround Times (SLAs)</w:t>
       </w:r>
     </w:p>
     <w:tbl>
@@ -319,15 +218,14 @@
         <w:tblLook w:firstColumn="1" w:firstRow="1" w:lastColumn="0" w:lastRow="0" w:noHBand="0" w:noVBand="1" w:val="04A0"/>
       </w:tblPr>
       <w:tblGrid>
-        <w:gridCol w:w="2484"/>
-        <w:gridCol w:w="2484"/>
-        <w:gridCol w:w="2484"/>
-        <w:gridCol w:w="2484"/>
+        <w:gridCol w:w="3312"/>
+        <w:gridCol w:w="3312"/>
+        <w:gridCol w:w="3312"/>
       </w:tblGrid>
       <w:tr>
         <w:tc>
           <w:tcPr>
-            <w:tcW w:type="dxa" w:w="2484"/>
+            <w:tcW w:type="dxa" w:w="3312"/>
             <w:shd w:fill="022B5E"/>
             <w:tcMar>
               <w:top w:w="140" w:type="dxa"/>
@@ -350,13 +248,13 @@
                 <w:color w:val="FFFFFF"/>
                 <w:sz w:val="19"/>
               </w:rPr>
-              <w:t>Severity Level</w:t>
+              <w:t>Issue Category</w:t>
             </w:r>
           </w:p>
         </w:tc>
         <w:tc>
           <w:tcPr>
-            <w:tcW w:type="dxa" w:w="2484"/>
+            <w:tcW w:type="dxa" w:w="3312"/>
             <w:shd w:fill="022B5E"/>
             <w:tcMar>
               <w:top w:w="140" w:type="dxa"/>
@@ -379,13 +277,13 @@
                 <w:color w:val="FFFFFF"/>
                 <w:sz w:val="19"/>
               </w:rPr>
-              <w:t>Issue Description</w:t>
+              <w:t>Initial Response SLA</w:t>
             </w:r>
           </w:p>
         </w:tc>
         <w:tc>
           <w:tcPr>
-            <w:tcW w:type="dxa" w:w="2484"/>
+            <w:tcW w:type="dxa" w:w="3312"/>
             <w:shd w:fill="022B5E"/>
             <w:tcMar>
               <w:top w:w="140" w:type="dxa"/>
@@ -408,36 +306,7 @@
                 <w:color w:val="FFFFFF"/>
                 <w:sz w:val="19"/>
               </w:rPr>
-              <w:t>First Response SLA</w:t>
-            </w:r>
-          </w:p>
-        </w:tc>
-        <w:tc>
-          <w:tcPr>
-            <w:tcW w:type="dxa" w:w="2484"/>
-            <w:shd w:fill="022B5E"/>
-            <w:tcMar>
-              <w:top w:w="140" w:type="dxa"/>
-              <w:bottom w:w="140" w:type="dxa"/>
-              <w:left w:w="140" w:type="dxa"/>
-              <w:right w:w="140" w:type="dxa"/>
-            </w:tcMar>
-          </w:tcPr>
-          <w:p>
-            <w:pPr>
-              <w:spacing w:after="40" w:before="40"/>
-            </w:pPr>
-            <w:r>
-              <w:rPr>
-                <w:b/>
-              </w:rPr>
-            </w:r>
-            <w:r>
-              <w:rPr>
-                <w:color w:val="FFFFFF"/>
-                <w:sz w:val="19"/>
-              </w:rPr>
-              <w:t>Target Resolution Time</w:t>
+              <w:t>Final Resolution SLA</w:t>
             </w:r>
           </w:p>
         </w:tc>
@@ -445,7 +314,7 @@
       <w:tr>
         <w:tc>
           <w:tcPr>
-            <w:tcW w:type="dxa" w:w="2484"/>
+            <w:tcW w:type="dxa" w:w="3312"/>
             <w:shd w:fill="F8FAFC"/>
             <w:tcMar>
               <w:top w:w="100" w:type="dxa"/>
@@ -471,7 +340,7 @@
                 <w:color w:val="1E293B"/>
                 <w:sz w:val="18"/>
               </w:rPr>
-              <w:t>P1 - Critical / Active Emergency</w:t>
+              <w:t>Live Order Assistance / Helper Location</w:t>
             </w:r>
             <w:r>
               <w:rPr>
@@ -483,7 +352,7 @@
         </w:tc>
         <w:tc>
           <w:tcPr>
-            <w:tcW w:type="dxa" w:w="2484"/>
+            <w:tcW w:type="dxa" w:w="3312"/>
             <w:shd w:fill="F8FAFC"/>
             <w:tcMar>
               <w:top w:w="100" w:type="dxa"/>
@@ -502,13 +371,130 @@
                 <w:color w:val="1E293B"/>
                 <w:sz w:val="18"/>
               </w:rPr>
-              <w:t>Safety threat, severe accident, theft during live task</w:t>
+              <w:t>Immediate (&lt; 3 mins)</w:t>
             </w:r>
           </w:p>
         </w:tc>
         <w:tc>
           <w:tcPr>
-            <w:tcW w:type="dxa" w:w="2484"/>
+            <w:tcW w:type="dxa" w:w="3312"/>
+            <w:shd w:fill="F8FAFC"/>
+            <w:tcMar>
+              <w:top w:w="100" w:type="dxa"/>
+              <w:bottom w:w="100" w:type="dxa"/>
+              <w:left w:w="140" w:type="dxa"/>
+              <w:right w:w="140" w:type="dxa"/>
+            </w:tcMar>
+          </w:tcPr>
+          <w:p>
+            <w:pPr>
+              <w:spacing w:after="40" w:before="40"/>
+            </w:pPr>
+            <w:r/>
+            <w:r>
+              <w:rPr>
+                <w:color w:val="1E293B"/>
+                <w:sz w:val="18"/>
+              </w:rPr>
+              <w:t>Real-time</w:t>
+            </w:r>
+          </w:p>
+        </w:tc>
+      </w:tr>
+      <w:tr>
+        <w:tc>
+          <w:tcPr>
+            <w:tcW w:type="dxa" w:w="3312"/>
+            <w:shd w:fill="FFFFFF"/>
+            <w:tcMar>
+              <w:top w:w="100" w:type="dxa"/>
+              <w:bottom w:w="100" w:type="dxa"/>
+              <w:left w:w="140" w:type="dxa"/>
+              <w:right w:w="140" w:type="dxa"/>
+            </w:tcMar>
+          </w:tcPr>
+          <w:p>
+            <w:pPr>
+              <w:spacing w:after="40" w:before="40"/>
+            </w:pPr>
+            <w:r/>
+            <w:r>
+              <w:rPr>
+                <w:color w:val="1E293B"/>
+                <w:sz w:val="18"/>
+              </w:rPr>
+            </w:r>
+            <w:r>
+              <w:rPr>
+                <w:b/>
+                <w:color w:val="1E293B"/>
+                <w:sz w:val="18"/>
+              </w:rPr>
+              <w:t>Payment &amp; Billing Inquiries</w:t>
+            </w:r>
+            <w:r>
+              <w:rPr>
+                <w:color w:val="1E293B"/>
+                <w:sz w:val="18"/>
+              </w:rPr>
+            </w:r>
+          </w:p>
+        </w:tc>
+        <w:tc>
+          <w:tcPr>
+            <w:tcW w:type="dxa" w:w="3312"/>
+            <w:shd w:fill="FFFFFF"/>
+            <w:tcMar>
+              <w:top w:w="100" w:type="dxa"/>
+              <w:bottom w:w="100" w:type="dxa"/>
+              <w:left w:w="140" w:type="dxa"/>
+              <w:right w:w="140" w:type="dxa"/>
+            </w:tcMar>
+          </w:tcPr>
+          <w:p>
+            <w:pPr>
+              <w:spacing w:after="40" w:before="40"/>
+            </w:pPr>
+            <w:r/>
+            <w:r>
+              <w:rPr>
+                <w:color w:val="1E293B"/>
+                <w:sz w:val="18"/>
+              </w:rPr>
+              <w:t>&lt; 2 Hours</w:t>
+            </w:r>
+          </w:p>
+        </w:tc>
+        <w:tc>
+          <w:tcPr>
+            <w:tcW w:type="dxa" w:w="3312"/>
+            <w:shd w:fill="FFFFFF"/>
+            <w:tcMar>
+              <w:top w:w="100" w:type="dxa"/>
+              <w:bottom w:w="100" w:type="dxa"/>
+              <w:left w:w="140" w:type="dxa"/>
+              <w:right w:w="140" w:type="dxa"/>
+            </w:tcMar>
+          </w:tcPr>
+          <w:p>
+            <w:pPr>
+              <w:spacing w:after="40" w:before="40"/>
+            </w:pPr>
+            <w:r/>
+            <w:r>
+              <w:rPr>
+                <w:color w:val="1E293B"/>
+                <w:sz w:val="18"/>
+              </w:rPr>
+              <w:t>24 - 48 Hours</w:t>
+            </w:r>
+          </w:p>
+        </w:tc>
+      </w:tr>
+      <w:tr>
+        <w:tc>
+          <w:tcPr>
+            <w:tcW w:type="dxa" w:w="3312"/>
             <w:shd w:fill="F8FAFC"/>
             <w:tcMar>
               <w:top w:w="100" w:type="dxa"/>
@@ -534,7 +520,7 @@
                 <w:color w:val="1E293B"/>
                 <w:sz w:val="18"/>
               </w:rPr>
-              <w:t>&lt; 5 minutes</w:t>
+              <w:t>Missing Item / Damage Claims</w:t>
             </w:r>
             <w:r>
               <w:rPr>
@@ -546,7 +532,7 @@
         </w:tc>
         <w:tc>
           <w:tcPr>
-            <w:tcW w:type="dxa" w:w="2484"/>
+            <w:tcW w:type="dxa" w:w="3312"/>
             <w:shd w:fill="F8FAFC"/>
             <w:tcMar>
               <w:top w:w="100" w:type="dxa"/>
@@ -565,7 +551,32 @@
                 <w:color w:val="1E293B"/>
                 <w:sz w:val="18"/>
               </w:rPr>
-              <w:t>Immediate live intervention &amp; emergency escalation</w:t>
+              <w:t>&lt; 4 Hours</w:t>
+            </w:r>
+          </w:p>
+        </w:tc>
+        <w:tc>
+          <w:tcPr>
+            <w:tcW w:type="dxa" w:w="3312"/>
+            <w:shd w:fill="F8FAFC"/>
+            <w:tcMar>
+              <w:top w:w="100" w:type="dxa"/>
+              <w:bottom w:w="100" w:type="dxa"/>
+              <w:left w:w="140" w:type="dxa"/>
+              <w:right w:w="140" w:type="dxa"/>
+            </w:tcMar>
+          </w:tcPr>
+          <w:p>
+            <w:pPr>
+              <w:spacing w:after="40" w:before="40"/>
+            </w:pPr>
+            <w:r/>
+            <w:r>
+              <w:rPr>
+                <w:color w:val="1E293B"/>
+                <w:sz w:val="18"/>
+              </w:rPr>
+              <w:t>24 - 48 Hours</w:t>
             </w:r>
           </w:p>
         </w:tc>
@@ -573,7 +584,7 @@
       <w:tr>
         <w:tc>
           <w:tcPr>
-            <w:tcW w:type="dxa" w:w="2484"/>
+            <w:tcW w:type="dxa" w:w="3312"/>
             <w:shd w:fill="FFFFFF"/>
             <w:tcMar>
               <w:top w:w="100" w:type="dxa"/>
@@ -599,7 +610,7 @@
                 <w:color w:val="1E293B"/>
                 <w:sz w:val="18"/>
               </w:rPr>
-              <w:t>P2 - High Priority</w:t>
+              <w:t>Home Service Quality Dispute</w:t>
             </w:r>
             <w:r>
               <w:rPr>
@@ -611,7 +622,7 @@
         </w:tc>
         <w:tc>
           <w:tcPr>
-            <w:tcW w:type="dxa" w:w="2484"/>
+            <w:tcW w:type="dxa" w:w="3312"/>
             <w:shd w:fill="FFFFFF"/>
             <w:tcMar>
               <w:top w:w="100" w:type="dxa"/>
@@ -630,13 +641,13 @@
                 <w:color w:val="1E293B"/>
                 <w:sz w:val="18"/>
               </w:rPr>
-              <w:t>Live task delay (&gt; 20 mins), incorrect order delivery</w:t>
+              <w:t>&lt; 2 Hours</w:t>
             </w:r>
           </w:p>
         </w:tc>
         <w:tc>
           <w:tcPr>
-            <w:tcW w:type="dxa" w:w="2484"/>
+            <w:tcW w:type="dxa" w:w="3312"/>
             <w:shd w:fill="FFFFFF"/>
             <w:tcMar>
               <w:top w:w="100" w:type="dxa"/>
@@ -655,45 +666,7 @@
                 <w:color w:val="1E293B"/>
                 <w:sz w:val="18"/>
               </w:rPr>
-            </w:r>
-            <w:r>
-              <w:rPr>
-                <w:b/>
-                <w:color w:val="1E293B"/>
-                <w:sz w:val="18"/>
-              </w:rPr>
-              <w:t>&lt; 15 minutes</w:t>
-            </w:r>
-            <w:r>
-              <w:rPr>
-                <w:color w:val="1E293B"/>
-                <w:sz w:val="18"/>
-              </w:rPr>
-            </w:r>
-          </w:p>
-        </w:tc>
-        <w:tc>
-          <w:tcPr>
-            <w:tcW w:type="dxa" w:w="2484"/>
-            <w:shd w:fill="FFFFFF"/>
-            <w:tcMar>
-              <w:top w:w="100" w:type="dxa"/>
-              <w:bottom w:w="100" w:type="dxa"/>
-              <w:left w:w="140" w:type="dxa"/>
-              <w:right w:w="140" w:type="dxa"/>
-            </w:tcMar>
-          </w:tcPr>
-          <w:p>
-            <w:pPr>
-              <w:spacing w:after="40" w:before="40"/>
-            </w:pPr>
-            <w:r/>
-            <w:r>
-              <w:rPr>
-                <w:color w:val="1E293B"/>
-                <w:sz w:val="18"/>
-              </w:rPr>
-              <w:t>Within 1 hour</w:t>
+              <w:t>24 Hours (Re-service / Credit)</w:t>
             </w:r>
           </w:p>
         </w:tc>
@@ -701,7 +674,7 @@
       <w:tr>
         <w:tc>
           <w:tcPr>
-            <w:tcW w:type="dxa" w:w="2484"/>
+            <w:tcW w:type="dxa" w:w="3312"/>
             <w:shd w:fill="F8FAFC"/>
             <w:tcMar>
               <w:top w:w="100" w:type="dxa"/>
@@ -727,7 +700,7 @@
                 <w:color w:val="1E293B"/>
                 <w:sz w:val="18"/>
               </w:rPr>
-              <w:t>P3 - Medium Priority</w:t>
+              <w:t>Formal Grievance Escalation</w:t>
             </w:r>
             <w:r>
               <w:rPr>
@@ -739,7 +712,7 @@
         </w:tc>
         <w:tc>
           <w:tcPr>
-            <w:tcW w:type="dxa" w:w="2484"/>
+            <w:tcW w:type="dxa" w:w="3312"/>
             <w:shd w:fill="F8FAFC"/>
             <w:tcMar>
               <w:top w:w="100" w:type="dxa"/>
@@ -758,13 +731,13 @@
                 <w:color w:val="1E293B"/>
                 <w:sz w:val="18"/>
               </w:rPr>
-              <w:t>Refund request, payment deduction dispute</w:t>
+              <w:t>Within 48 Hours</w:t>
             </w:r>
           </w:p>
         </w:tc>
         <w:tc>
           <w:tcPr>
-            <w:tcW w:type="dxa" w:w="2484"/>
+            <w:tcW w:type="dxa" w:w="3312"/>
             <w:shd w:fill="F8FAFC"/>
             <w:tcMar>
               <w:top w:w="100" w:type="dxa"/>
@@ -783,173 +756,7 @@
                 <w:color w:val="1E293B"/>
                 <w:sz w:val="18"/>
               </w:rPr>
-            </w:r>
-            <w:r>
-              <w:rPr>
-                <w:b/>
-                <w:color w:val="1E293B"/>
-                <w:sz w:val="18"/>
-              </w:rPr>
-              <w:t>&lt; 2 hours</w:t>
-            </w:r>
-            <w:r>
-              <w:rPr>
-                <w:color w:val="1E293B"/>
-                <w:sz w:val="18"/>
-              </w:rPr>
-            </w:r>
-          </w:p>
-        </w:tc>
-        <w:tc>
-          <w:tcPr>
-            <w:tcW w:type="dxa" w:w="2484"/>
-            <w:shd w:fill="F8FAFC"/>
-            <w:tcMar>
-              <w:top w:w="100" w:type="dxa"/>
-              <w:bottom w:w="100" w:type="dxa"/>
-              <w:left w:w="140" w:type="dxa"/>
-              <w:right w:w="140" w:type="dxa"/>
-            </w:tcMar>
-          </w:tcPr>
-          <w:p>
-            <w:pPr>
-              <w:spacing w:after="40" w:before="40"/>
-            </w:pPr>
-            <w:r/>
-            <w:r>
-              <w:rPr>
-                <w:color w:val="1E293B"/>
-                <w:sz w:val="18"/>
-              </w:rPr>
-              <w:t>24 hours</w:t>
-            </w:r>
-          </w:p>
-        </w:tc>
-      </w:tr>
-      <w:tr>
-        <w:tc>
-          <w:tcPr>
-            <w:tcW w:type="dxa" w:w="2484"/>
-            <w:shd w:fill="FFFFFF"/>
-            <w:tcMar>
-              <w:top w:w="100" w:type="dxa"/>
-              <w:bottom w:w="100" w:type="dxa"/>
-              <w:left w:w="140" w:type="dxa"/>
-              <w:right w:w="140" w:type="dxa"/>
-            </w:tcMar>
-          </w:tcPr>
-          <w:p>
-            <w:pPr>
-              <w:spacing w:after="40" w:before="40"/>
-            </w:pPr>
-            <w:r/>
-            <w:r>
-              <w:rPr>
-                <w:color w:val="1E293B"/>
-                <w:sz w:val="18"/>
-              </w:rPr>
-            </w:r>
-            <w:r>
-              <w:rPr>
-                <w:b/>
-                <w:color w:val="1E293B"/>
-                <w:sz w:val="18"/>
-              </w:rPr>
-              <w:t>P4 - Low / General Inquiry</w:t>
-            </w:r>
-            <w:r>
-              <w:rPr>
-                <w:color w:val="1E293B"/>
-                <w:sz w:val="18"/>
-              </w:rPr>
-            </w:r>
-          </w:p>
-        </w:tc>
-        <w:tc>
-          <w:tcPr>
-            <w:tcW w:type="dxa" w:w="2484"/>
-            <w:shd w:fill="FFFFFF"/>
-            <w:tcMar>
-              <w:top w:w="100" w:type="dxa"/>
-              <w:bottom w:w="100" w:type="dxa"/>
-              <w:left w:w="140" w:type="dxa"/>
-              <w:right w:w="140" w:type="dxa"/>
-            </w:tcMar>
-          </w:tcPr>
-          <w:p>
-            <w:pPr>
-              <w:spacing w:after="40" w:before="40"/>
-            </w:pPr>
-            <w:r/>
-            <w:r>
-              <w:rPr>
-                <w:color w:val="1E293B"/>
-                <w:sz w:val="18"/>
-              </w:rPr>
-              <w:t>General feedback, app features, receipts</w:t>
-            </w:r>
-          </w:p>
-        </w:tc>
-        <w:tc>
-          <w:tcPr>
-            <w:tcW w:type="dxa" w:w="2484"/>
-            <w:shd w:fill="FFFFFF"/>
-            <w:tcMar>
-              <w:top w:w="100" w:type="dxa"/>
-              <w:bottom w:w="100" w:type="dxa"/>
-              <w:left w:w="140" w:type="dxa"/>
-              <w:right w:w="140" w:type="dxa"/>
-            </w:tcMar>
-          </w:tcPr>
-          <w:p>
-            <w:pPr>
-              <w:spacing w:after="40" w:before="40"/>
-            </w:pPr>
-            <w:r/>
-            <w:r>
-              <w:rPr>
-                <w:color w:val="1E293B"/>
-                <w:sz w:val="18"/>
-              </w:rPr>
-            </w:r>
-            <w:r>
-              <w:rPr>
-                <w:b/>
-                <w:color w:val="1E293B"/>
-                <w:sz w:val="18"/>
-              </w:rPr>
-              <w:t>&lt; 6 hours</w:t>
-            </w:r>
-            <w:r>
-              <w:rPr>
-                <w:color w:val="1E293B"/>
-                <w:sz w:val="18"/>
-              </w:rPr>
-            </w:r>
-          </w:p>
-        </w:tc>
-        <w:tc>
-          <w:tcPr>
-            <w:tcW w:type="dxa" w:w="2484"/>
-            <w:shd w:fill="FFFFFF"/>
-            <w:tcMar>
-              <w:top w:w="100" w:type="dxa"/>
-              <w:bottom w:w="100" w:type="dxa"/>
-              <w:left w:w="140" w:type="dxa"/>
-              <w:right w:w="140" w:type="dxa"/>
-            </w:tcMar>
-          </w:tcPr>
-          <w:p>
-            <w:pPr>
-              <w:spacing w:after="40" w:before="40"/>
-            </w:pPr>
-            <w:r/>
-            <w:r>
-              <w:rPr>
-                <w:color w:val="1E293B"/>
-                <w:sz w:val="18"/>
-              </w:rPr>
-              <w:t>48 hours</w:t>
+              <w:t>Within 15 Business Days</w:t>
             </w:r>
           </w:p>
         </w:tc>
@@ -977,7 +784,7 @@
           <w:color w:val="022B5E"/>
           <w:sz w:val="28"/>
         </w:rPr>
-        <w:t>4. Grievance Escalation Hierarchy</w:t>
+        <w:t>4. Statutory Grievance Redressal Officer</w:t>
       </w:r>
     </w:p>
     <w:p>
@@ -989,12 +796,12 @@
           <w:color w:val="1E293B"/>
           <w:sz w:val="21"/>
         </w:rPr>
-        <w:t>If a complaint remains unresolved beyond the defined SLA:</w:t>
+        <w:t>In accordance with Rule 5(9) of the Consumer Protection (E-Commerce) Rules, 2020, and the Information Technology Act, the designated Grievance Officer details are:</w:t>
       </w:r>
     </w:p>
     <w:p>
       <w:pPr>
-        <w:pStyle w:val="ListNumber"/>
+        <w:pStyle w:val="ListBullet"/>
         <w:spacing w:after="60" w:line="276" w:lineRule="auto"/>
       </w:pPr>
       <w:r>
@@ -1009,19 +816,19 @@
           <w:color w:val="1E293B"/>
           <w:sz w:val="21"/>
         </w:rPr>
-        <w:t>Tier 1:</w:t>
+        <w:t>Name / Designation:</w:t>
       </w:r>
       <w:r>
         <w:rPr>
           <w:color w:val="1E293B"/>
           <w:sz w:val="21"/>
         </w:rPr>
-        <w:t xml:space="preserve"> Frontline Support Executive via WhatsApp / Ticket.</w:t>
+        <w:t xml:space="preserve"> Grievance &amp; Compliance Officer</w:t>
       </w:r>
     </w:p>
     <w:p>
       <w:pPr>
-        <w:pStyle w:val="ListNumber"/>
+        <w:pStyle w:val="ListBullet"/>
         <w:spacing w:after="60" w:line="276" w:lineRule="auto"/>
       </w:pPr>
       <w:r>
@@ -1036,19 +843,19 @@
           <w:color w:val="1E293B"/>
           <w:sz w:val="21"/>
         </w:rPr>
-        <w:t>Tier 2:</w:t>
+        <w:t>Entity:</w:t>
       </w:r>
       <w:r>
         <w:rPr>
           <w:color w:val="1E293B"/>
           <w:sz w:val="21"/>
         </w:rPr>
-        <w:t xml:space="preserve"> Support Team Lead / Operations Manager (`ops-manager@need2done.com`).</w:t>
+        <w:t xml:space="preserve"> Need2Done Technologies</w:t>
       </w:r>
     </w:p>
     <w:p>
       <w:pPr>
-        <w:pStyle w:val="ListNumber"/>
+        <w:pStyle w:val="ListBullet"/>
         <w:spacing w:after="60" w:line="276" w:lineRule="auto"/>
       </w:pPr>
       <w:r>
@@ -1063,14 +870,122 @@
           <w:color w:val="1E293B"/>
           <w:sz w:val="21"/>
         </w:rPr>
-        <w:t>Tier 3:</w:t>
+        <w:t>Grievance Email:</w:t>
       </w:r>
       <w:r>
         <w:rPr>
           <w:color w:val="1E293B"/>
           <w:sz w:val="21"/>
         </w:rPr>
-        <w:t xml:space="preserve"> Statutory Grievance Redressal Officer (`grievance@need2done.com`).</w:t>
+        <w:t xml:space="preserve"> `grievance@need2done.in`</w:t>
+      </w:r>
+    </w:p>
+    <w:p>
+      <w:pPr>
+        <w:pStyle w:val="ListBullet"/>
+        <w:spacing w:after="60" w:line="276" w:lineRule="auto"/>
+      </w:pPr>
+      <w:r>
+        <w:rPr>
+          <w:color w:val="1E293B"/>
+          <w:sz w:val="21"/>
+        </w:rPr>
+      </w:r>
+      <w:r>
+        <w:rPr>
+          <w:b/>
+          <w:color w:val="1E293B"/>
+          <w:sz w:val="21"/>
+        </w:rPr>
+        <w:t>Support Email:</w:t>
+      </w:r>
+      <w:r>
+        <w:rPr>
+          <w:color w:val="1E293B"/>
+          <w:sz w:val="21"/>
+        </w:rPr>
+        <w:t xml:space="preserve"> `support@need2done.in`</w:t>
+      </w:r>
+    </w:p>
+    <w:p>
+      <w:pPr>
+        <w:pStyle w:val="ListBullet"/>
+        <w:spacing w:after="60" w:line="276" w:lineRule="auto"/>
+      </w:pPr>
+      <w:r>
+        <w:rPr>
+          <w:color w:val="1E293B"/>
+          <w:sz w:val="21"/>
+        </w:rPr>
+      </w:r>
+      <w:r>
+        <w:rPr>
+          <w:b/>
+          <w:color w:val="1E293B"/>
+          <w:sz w:val="21"/>
+        </w:rPr>
+        <w:t>Contact Helpline:</w:t>
+      </w:r>
+      <w:r>
+        <w:rPr>
+          <w:color w:val="1E293B"/>
+          <w:sz w:val="21"/>
+        </w:rPr>
+        <w:t xml:space="preserve"> `+91 7989862623`</w:t>
+      </w:r>
+    </w:p>
+    <w:p>
+      <w:pPr>
+        <w:pStyle w:val="ListBullet"/>
+        <w:spacing w:after="60" w:line="276" w:lineRule="auto"/>
+      </w:pPr>
+      <w:r>
+        <w:rPr>
+          <w:color w:val="1E293B"/>
+          <w:sz w:val="21"/>
+        </w:rPr>
+      </w:r>
+      <w:r>
+        <w:rPr>
+          <w:b/>
+          <w:color w:val="1E293B"/>
+          <w:sz w:val="21"/>
+        </w:rPr>
+        <w:t>Working Hours:</w:t>
+      </w:r>
+      <w:r>
+        <w:rPr>
+          <w:color w:val="1E293B"/>
+          <w:sz w:val="21"/>
+        </w:rPr>
+        <w:t xml:space="preserve"> Monday to Saturday, 09:00 AM to 07:00 PM IST</w:t>
+      </w:r>
+    </w:p>
+    <w:p>
+      <w:pPr>
+        <w:pStyle w:val="ListBullet"/>
+        <w:spacing w:after="60" w:line="276" w:lineRule="auto"/>
+      </w:pPr>
+      <w:r>
+        <w:rPr>
+          <w:color w:val="1E293B"/>
+          <w:sz w:val="21"/>
+        </w:rPr>
+      </w:r>
+      <w:r>
+        <w:rPr>
+          <w:b/>
+          <w:color w:val="1E293B"/>
+          <w:sz w:val="21"/>
+        </w:rPr>
+        <w:t>Official Website:</w:t>
+      </w:r>
+      <w:r>
+        <w:rPr>
+          <w:color w:val="1E293B"/>
+          <w:sz w:val="21"/>
+        </w:rPr>
+        <w:t xml:space="preserve"> `https://need2done.in`</w:t>
       </w:r>
     </w:p>
     <w:sectPr>
